--- a/javoblar/013.docx
+++ b/javoblar/013.docx
@@ -165,7 +165,7 @@
         <w:spacing w:after="40"/>
       </w:pPr>
       <w:r>
-        <w:t xml:space="preserve">Umumiy epidemiologiya va gospital infeksiyalar profilaktikasi. Oliy tibbiy ta'lim darsligi. — Toshkent: Tibbiyot nashriyoti.</w:t>
+        <w:t xml:space="preserve">O'zR SanQvaM № 0365-19. Tibbiy anjom-asboblar va buyumlarni sterilizatsiya qilish markazlarini loyihalashtirish, qurish va ekspluatatsiya qilish sanitariya qoidalari va me'yorlari. — Toshkent, 2019 (O'zR Bosh davlat sanitariya vrachi tomonidan 14.05.2019 tasdiqlangan). Rasmiy manba: ssv.uz; nusxa: xayrullokomilov.uz/kutubxona (ochiq manba).</w:t>
       </w:r>
     </w:p>
     <w:p>
@@ -178,7 +178,20 @@
         <w:spacing w:after="40"/>
       </w:pPr>
       <w:r>
-        <w:t xml:space="preserve">O'zbekiston Respublikasi SanPiN va uslubiy ko'rsatmalari (sterilizatsiya va dezinfeksiya rejimlari). Matn: xayrullokomilov.uz kutubxonasi (ochiq manba). URL: https://xayrullokomilov.uz/kutubxona</w:t>
+        <w:t xml:space="preserve">Umumiy epidemiologiya va gospital infeksiyalar profilaktikasi. Oliy tibbiy ta'lim muassasalari uchun darslik. — Toshkent: Tibbiyot nashriyoti.</w:t>
+      </w:r>
+    </w:p>
+    <w:p>
+      <w:pPr>
+        <w:pStyle w:val="ListParagraph"/>
+        <w:numPr>
+          <w:ilvl w:val="0"/>
+          <w:numId w:val="2"/>
+        </w:numPr>
+        <w:spacing w:after="40"/>
+      </w:pPr>
+      <w:r>
+        <w:t xml:space="preserve">World Health Organization. Decontamination and reprocessing of medical devices in health-care facilities. Geneva: WHO, 2016. URL: https://www.who.int/publications/i/item/9789241549851</w:t>
       </w:r>
     </w:p>
     <w:sectPr>

--- a/javoblar/013.docx
+++ b/javoblar/013.docx
@@ -165,7 +165,7 @@
         <w:spacing w:after="40"/>
       </w:pPr>
       <w:r>
-        <w:t xml:space="preserve">O'zR SanQvaM № 0365-19. Tibbiy anjom-asboblar va buyumlarni sterilizatsiya qilish markazlarini loyihalashtirish, qurish va ekspluatatsiya qilish sanitariya qoidalari va me'yorlari. — Toshkent, 2019 (O'zR Bosh davlat sanitariya vrachi tomonidan 14.05.2019 tasdiqlangan). Rasmiy manba: ssv.uz; nusxa: xayrullokomilov.uz/kutubxona (ochiq manba).</w:t>
+        <w:t xml:space="preserve">SanQvaM № 0365-19. Tibbiy anjom-asboblar va buyumlarni sterilizatsiya qilish markazlarini loyihalashtirish, qurish va ekspluatatsiya qilish sanitariya qoidalari va me'yorlari. — Toshkent, 2019.</w:t>
       </w:r>
     </w:p>
     <w:p>
@@ -178,7 +178,7 @@
         <w:spacing w:after="40"/>
       </w:pPr>
       <w:r>
-        <w:t xml:space="preserve">Umumiy epidemiologiya va gospital infeksiyalar profilaktikasi. Oliy tibbiy ta'lim muassasalari uchun darslik. — Toshkent: Tibbiyot nashriyoti.</w:t>
+        <w:t xml:space="preserve">World Health Organization. Decontamination and reprocessing of medical devices in health-care facilities, 2016. URL: https://www.who.int/publications/i/item/9789241549851</w:t>
       </w:r>
     </w:p>
     <w:p>
@@ -191,7 +191,7 @@
         <w:spacing w:after="40"/>
       </w:pPr>
       <w:r>
-        <w:t xml:space="preserve">World Health Organization. Decontamination and reprocessing of medical devices in health-care facilities. Geneva: WHO, 2016. URL: https://www.who.int/publications/i/item/9789241549851</w:t>
+        <w:t xml:space="preserve">Mirtazayev O.M., Zuyeva L.P., Matnazarova G.S. Epidemiologiya. — Toshkent, 2016.</w:t>
       </w:r>
     </w:p>
     <w:sectPr>

--- a/javoblar/013.docx
+++ b/javoblar/013.docx
@@ -8,7 +8,7 @@
         <w:spacing w:after="200"/>
       </w:pPr>
       <w:r>
-        <w:t xml:space="preserve">13. Markaziy sterilizatsiya bo'limi faoliyatiga qo'yiladigan talablar</w:t>
+        <w:t xml:space="preserve">13. Vaksinalarning turlari, va samaradorligi</w:t>
       </w:r>
     </w:p>
     <w:p>
@@ -17,7 +17,7 @@
         <w:jc w:val="both"/>
       </w:pPr>
       <w:r>
-        <w:t xml:space="preserve">Markaziy sterilizatsiya bo'limi (MSB) — davolash-profilaktika muassasasining (DPM) tibbiy asbob-uskunalar va materiallarni bir joyda, markazlashgan tarzda tozalash, dezinfeksiya qilish va sterilizatsiyalash bilan shug'ullanuvchi tarkibiy bo'linmasidir. MSBning asosiy maqsadi — tibbiy aralashuvlar natijasida yuzaga keladigan shifoxona ichi (gospital) infeksiyalarining oldini olishdir. Markazlashtirilgan sterilizatsiya tarqoq, bo'limma-bo'lim o'tkaziladigan sterilizatsiyaga nisbatan bir qator ustunlikka ega: u sifat nazoratini bir joyda birlashtiradi, resurslar va jihozlardan samarali foydalanishni ta'minlaydi, malakali xodimlar mehnatidan oqilona foydalanadi va infeksion xavfsizlikni sezilarli oshiradi. Shu bois MSB faoliyatiga qat'iy sanitariya-gigiyenik va texnologik talablar qo'yiladi [1][2].</w:t>
+        <w:t xml:space="preserve">Vaksina — organizmda aniq qo'zg'atuvchiga qarshi sun'iy aktiv immunitet hosil qilish uchun yuboriladigan immunobiologik preparatdir. Vaksinalar immunprofilaktikaning asosiy vositasi bo'lib, boshqariladigan yuqumli kasalliklar bilan kurashda hal qiluvchi rol o'ynaydi. Zamonaviy vaksinalar ishlab chiqarish texnologiyasiga ko'ra bir necha turga bo'linadi va har biri o'ziga xos immunogenlik, samaradorlik va xavfsizlik xususiyatlariga ega. Vaksina turini tanlash qo'zg'atuvchi biologiyasiga, maqsadli aholi guruhiga va epidemiologik vaziyatga bog'liq holda amalga oshiriladi [1][2]. Vaksinaning tarkibida asosiy faol komponent — antigen (butun qo'zg'atuvchi, uning qismi yoki genetik ko'rsatma) bilan birga adyuvant, konservant, stabilizator va erituvchi bo'lishi mumkin; bu yordamchi moddalar vaksinaning immunogenligini kuchaytirish, saqlanuvchanligini va xavfsizligini ta'minlashga xizmat qiladi.</w:t>
       </w:r>
     </w:p>
     <w:p>
@@ -26,7 +26,7 @@
         <w:spacing w:after="80" w:before="160"/>
       </w:pPr>
       <w:r>
-        <w:t xml:space="preserve">Oqim prinsipi va zonalarga bo'linish</w:t>
+        <w:t xml:space="preserve">Tirik (attenuatlangan) vaksinalar</w:t>
       </w:r>
     </w:p>
     <w:p>
@@ -35,7 +35,7 @@
         <w:jc w:val="both"/>
       </w:pPr>
       <w:r>
-        <w:t xml:space="preserve">MSBning eng muhim talabi — "iflosdan tozaga" bir yo'nalishli oqim (potok) prinsipidir. Materiallar va asboblar harakati faqat bir tomonga yo'naltirilishi, iflos va toza oqimlarning kesishishiga yo'l qo'yilmasligi kerak. Shu maqsadda bo'lim uch funksional zonaga bo'linadi: iflos (qabul va tozalash) zonasi — ishlatilgan asboblar qabul qilinadi, dezinfeksiya va yuviladi; toza (ishlov va qadoqlash) zonasi — asboblar quritiladi, tekshiriladi, qadoqlanadi; steril (sterilizatsiya va saqlash) zonasi — sterilizatsiya o'tkaziladi va steril materiallar saqlanadi. Zonalar bir-biridan ajratilgan bo'lishi shart [1].</w:t>
+        <w:t xml:space="preserve">Tirik vaksinalar zaiflashtirilgan (attenuatlangan), ya'ni kasallik qo'zg'atish qobiliyati pasaytirilgan, biroq tirik va ko'payishga qodir qo'zg'atuvchilardan tayyorlanadi. Ularga qizamiq-parotit-qizilchaga qarshi QPQ (MMR), poliomielitga qarshi og'iz vaksinasi (OPV), silga qarshi BSJ (BCG) va rotavirus vaksinasi kiradi. Bu vaksinalar tabiiy infeksiyaga o'xshash kuchli va uzoq muddatli (ko'pincha umrbod) immunitet beradi, ko'pincha bir yoki ikki doza yetarli bo'ladi. Kamchiligi — ular immuntanqis holatdagi shaxslarga va homilador ayollarga qarshi ko'rsatilgan, chunki zaiflashgan qo'zg'atuvchi bunday shaxslarda kasallik keltirib chiqarishi mumkin [2]. Shuningdek, tirik vaksinalar sovuqlik zanjiriga juda sezgir va juda kam hollarda attenuatlangan shtamm patogen shaklga qaytishi ehtimoli mavjud (masalan, OPV bilan bog'liq poliomielit). Shu sabab ko'plab mamlakatlar poliomielit profilaktikasida inaktivlangan vaksinaga (IPV) o'tmoqda. Bu kamchiliklarga qaramay, tirik vaksinalar yaratgan immunitetning kuchliligi va uzoqligi ularni qizamiq, parotit va qizilcha kabi kasalliklarda ajralmas vosita qilib qo'yadi.</w:t>
       </w:r>
     </w:p>
     <w:p>
@@ -44,7 +44,7 @@
         <w:spacing w:after="80" w:before="160"/>
       </w:pPr>
       <w:r>
-        <w:t xml:space="preserve">Qayta ishlov bosqichlari</w:t>
+        <w:t xml:space="preserve">O'ldirilgan (inaktivlangan) vaksinalar</w:t>
       </w:r>
     </w:p>
     <w:p>
@@ -53,7 +53,7 @@
         <w:jc w:val="both"/>
       </w:pPr>
       <w:r>
-        <w:t xml:space="preserve">Tibbiy asboblarni qayta ishlash ketma-ket bosqichlardan iborat: dezinfeksiya (qo'zg'atuvchilarni yo'q qilish va xodim xavfsizligini ta'minlash), sterilizatsiyadan oldingi tozalash (qon, oqsil va boshqa organik qoldiqlarni olib tashlash), quritish, nazorat va qadoqlash, so'ngra sterilizatsiya. Har bir bosqich sifatli bajarilishi muhim, chunki tozalanmagan asbobda qolgan organik qoldiq sterilizatsiya samaradorligini keskin pasaytiradi. Sterilizatsiyadan oldingi tozalash sifati maxsus sinamalar (masalan, yashirin qon qoldig'iga azopiram yoki amidopirin sinamasi, yuvish vositasi qoldig'iga fenolftalein sinamasi) bilan nazorat qilinadi [1][2]. Agar sinama musbat natija bersa, ya'ni qon yoki yuvish vositasi qoldig'i aniqlansa, asboblarning butun partiyasi qayta ishlanadi. Zamonaviy MSBlarda bu bosqichlar uchun ultratovushli yuvish moslamalari va avtomatik dezinfeksiya-yuvish mashinalari qo'llaniladi, bu esa jarayonni standartlashtirib, inson omili xatosini kamaytiradi va xodimning zararli moddalar bilan kontaktini qisqartiradi.</w:t>
+        <w:t xml:space="preserve">Inaktivlangan vaksinalar fizik yoki kimyoviy usulda o'ldirilgan qo'zg'atuvchilardan tayyorlanadi; ular ko'payolmaydi, shuning uchun xavfsizroq va immuntanqis shaxslarda ham qo'llanilishi mumkin. Misollar: inaktivlangan poliomielit vaksinasi (IPV), grippga qarshi inaktivlangan vaksina, A gepatitiga qarshi vaksina. Ularning kamchiligi — immunitet nisbatan kuchsizroq va qisqaroq bo'lgani uchun odatda bir necha doza va qo'shimcha revaksinatsiya (booster) talab etiladi. Ko'pincha immun javobni kuchaytirish uchun adyuvant (alyuminiy tuzlari) qo'shiladi [2].</w:t>
       </w:r>
     </w:p>
     <w:p>
@@ -62,7 +62,7 @@
         <w:spacing w:after="80" w:before="160"/>
       </w:pPr>
       <w:r>
-        <w:t xml:space="preserve">Sterilizatsiya usullari va nazorati</w:t>
+        <w:t xml:space="preserve">Anatoksinli va bo'linma (subyunit) vaksinalar</w:t>
       </w:r>
     </w:p>
     <w:p>
@@ -71,7 +71,7 @@
         <w:jc w:val="both"/>
       </w:pPr>
       <w:r>
-        <w:t xml:space="preserve">MSBda sterilizatsiya asosan ikki usulda o'tkaziladi: bug' (avtoklav — yuqori bosimli to'yingan bug') va quruq issiq havo (quruq-havo shkafi). Bug' usuli ko'pchilik metall asboblar va to'qima materiallar uchun, quruq issiq havo esa issiqlikka chidamli shisha va metall buyumlar uchun qo'llaniladi. Sterilizatsiya samaradorligi uch xil nazorat bilan tasdiqlanadi: fizik (harorat, bosim, vaqt ko'rsatkichlari), kimyoviy (indikatorlar rangining o'zgarishi) va bakteriologik (test-mikroorganizmlar yordamida) nazorat. Bakteriologik nazorat sterilizatsiya ishonchliligining eng qat'iy ko'rsatkichi bo'lib, bunda yuqori chidamli test-mikroorganizm sporalari (masalan, Geobacillus yoki Bacillus turlari) sterilizatsiyadan so'ng tirik qolgan-qolmaganligi tekshiriladi [2]. Sterilizatsiya qilingan materiallar qadog'ida sterilizatsiya o'tganini ko'rsatuvchi indikatorlar va sterillik muddati belgilanadi. Qadoqlash materiali (bikslar, maxsus qog'oz yoki pardalar) sterillikni belgilangan muddat davomida saqlashi kerak; qadoq buzilgan yoki muddat o'tgan material steril hisoblanmaydi va qayta ishlanadi.</w:t>
+        <w:t xml:space="preserve">Anatoksin (toksoid) vaksinalar qo'zg'atuvchi emas, balki uning zararsizlantirilgan toksinidan tayyorlanadi; ular toksin ishlab chiqaruvchi kasalliklarga qarshi qo'llaniladi. Difteriya va qoqshol anatoksinlari butun dunyoda muvaffaqiyatli ishlatiladi [2]. Bo'linma (subyunit) va konyugatlangan vaksinalar esa qo'zg'atuvchining faqat ayrim qismlaridan (oqsil yoki polisaxarid antigenlardan) iborat bo'ladi; ular juda xavfsiz va atoksik hisoblanadi. Misollar: gepatit B-ga qarshi rekombinant vaksina, gemofil (XIB) va pnevmokokk konyugat vaksinalari. Bu turlar immuntanqis shaxslarda ham xavfsiz qo'llaniladi [2].</w:t>
       </w:r>
     </w:p>
     <w:p>
@@ -80,7 +80,7 @@
         <w:spacing w:after="80" w:before="160"/>
       </w:pPr>
       <w:r>
-        <w:t xml:space="preserve">Sanitariya-gigiyenik talablar</w:t>
+        <w:t xml:space="preserve">Zamonaviy platformalar: vektorli va mRNK vaksinalar</w:t>
       </w:r>
     </w:p>
     <w:p>
@@ -89,7 +89,7 @@
         <w:jc w:val="both"/>
       </w:pPr>
       <w:r>
-        <w:t xml:space="preserve">MSB binosiga qo'yiladigan talablar: xonalar yuvilishi va dezinfeksiyalanishi oson materiallar bilan qoplangan bo'lishi, yetarli yorug'lik, ventilyatsiya va suv ta'minoti bilan ta'minlanishi lozim. Xona havosi tozaligi, harorat va namlik rejimi nazorat qilinadi, muntazam joriy va umumiy tozalash hamda dezinfeksiya o'tkaziladi. Xodimlar maxsus kiyim, shaxsiy himoya vositalaridan foydalanadi, shaxsiy gigiyenaga rioya qiladi va muntazam tibbiy ko'rikdan o'tadi. Steril materiallar belgilangan muddat va shartlarda, ifloslanishdan himoyalangan holda saqlanadi [1]. Steril zonaga kirish cheklangan bo'lib, u yerga faqat maxsus kiyimda va belgilangan tartibda kiriladi; havo tozaligi va oqimni nazorat qilish uchun ventilyatsiya tizimi muhim rol o'ynaydi. Xodimlar oqimi ham iflos va toza zonalar o'rtasida nazorat qilinadi, bu esa krest kontaminatsiya (chalkash ifloslanish) xavfini kamaytiradi. Shunday qilib, bino rejasi va xodimlar harakati MSBning infeksion xavfsizligini ta'minlashga bo'ysundiriladi.</w:t>
+        <w:t xml:space="preserve">So'nggi yillarda genetik texnologiyalarga asoslangan yangi vaksina platformalari rivojlandi. Viruslu vektorli vaksinalarda zararsiz virus (vektor) qo'zg'atuvchi antigenini kodlovchi genni organizmga yetkazadi. mRNK (xabarchi RNK) vaksinalari esa organizm hujayralariga antigen oqsilini mustaqil ishlab chiqarish uchun genetik ko'rsatma yetkazadi; JSST ta'kidlaganidek, mRNK vaksinalari COVID-19 ga qarshi millionlab odamlarni og'ir kasallik va o'limdan himoya qildi va barcha vaksinalar kabi xavfsizlik, samaradorlik va sifat standartlariga javob beradi [3]. Bu platformalar tez ishlab chiqarilishi va yangi qo'zg'atuvchiga moslanuvchanligi bilan ajralib turadi, bu esa pandemiyalarga javob berishda katta ustunlik beradi. Zamonaviy vaksina ishlab chiqish jarayoni bir necha bosqichdan — doklinik tadqiqotlar, uch fazali klinik sinovlar va ro'yxatga olishdan — iborat bo'lib, har bir bosqichda xavfsizlik va samaradorlik qat'iy tekshiriladi. Ro'yxatga olingach ham vaksina post-registratsion kuzatuv ostida bo'ladi. Shu tariqa vaksina qanday platformada yaratilganidan qat'i nazar, u yagona xalqaro sifat talablariga javob berishi shart [3].</w:t>
       </w:r>
     </w:p>
     <w:p>
@@ -98,7 +98,7 @@
         <w:spacing w:after="80" w:before="160"/>
       </w:pPr>
       <w:r>
-        <w:t xml:space="preserve">Hujjatlashtirish va xodimlar</w:t>
+        <w:t xml:space="preserve">Vaksinalar samaradorligi</w:t>
       </w:r>
     </w:p>
     <w:p>
@@ -107,7 +107,7 @@
         <w:jc w:val="both"/>
       </w:pPr>
       <w:r>
-        <w:t xml:space="preserve">MSB faoliyati to'liq hujjatlashtiriladi: sterilizatsiya rejimlari, nazorat natijalari, jihozlar texnik holati va profilaktik xizmat jurnallari yuritiladi. Bu hujjatlar sterilizatsiya sifatini kuzatish va muammolarni tahlil qilish imkonini beradi. Bo'lim xodimlari maxsus tayyorgarlikdan o'tgan bo'lishi, sterilizatsiya texnologiyasi va infeksion nazorat qoidalarini bilishi talab etiladi. Jihozlar (avtoklav, quruq-havo shkafi) muntazam texnik ko'rikdan va metrologik tekshiruvdan o'tkazilib, ularning ishonchli ishlashi ta'minlanadi. Xodimlar malakasi muntazam oshirib boriladi [2]. Jihozlarning ishonchli ishlashini ta'minlash uchun har bir sterilizator uchun validatsiya va davriy tekshiruv o'tkaziladi; nosozlik aniqlangan jihoz ishlatilmaydi. Hujjatlar tahlili sifat muammolarini — masalan, ma'lum bir sterilizatorda yoki rejimda takrorlanuvchi nosozliklarni — aniqlab, ularni bartaraf etishga yordam beradi. Shu bois to'g'ri yuritilgan hujjatlashtirish nafaqat rasmiy talab, balki sifat boshqaruvining amaliy vositasi hisoblanadi.</w:t>
+        <w:t xml:space="preserve">Vaksina samaradorligi uning emlangan shaxslarda kasallanishni qanchalik kamaytirishi bilan o'lchanadi va foizlarda ifodalanadi. Samaradorlik vaksina turiga, dozalar soniga, emlangan shaxs yoshi va immun holatiga hamda qo'zg'atuvchi o'zgaruvchanligiga bog'liq. Masalan, ikki doza qizamiq (MMR) vaksinasi qizamiqqa qarshi taxminan 97% samaradorlikka ega [3]. Grippga qarshi vaksina samaradorligi esa virus shtammlarining har yili o'zgarishi tufayli pastroq va o'zgaruvchan bo'ladi. Shu bois gripp vaksinasi har yili yangilanadi va qayta qilinadi. Samaradorlik klinik sinovlar (efficacy) va real amaliyotdagi post-registratsion kuzatuvlar (effectiveness) orqali baholanadi; bu ikki tushuncha farqlanadi, chunki real sharoitda natija klinik sinovdagidan farq qilishi mumkin [2]. Vaksinaning immunologik samarasi immunitet napryajyonnosti (antitelo titrini aniqlash) orqali ham baholanadi. Muhim jihat — hatto 100% dan past samaradorlikka ega vaksina ham, keng qamrov sharoitida, kasallikni populyatsiya darajasida keskin kamaytiradi va og'ir shakllari hamda o'limning oldini oladi. Shu bois emlash qamrovini yuqori ushlab turish samaradorlikdan kam ahamiyatga ega emas.</w:t>
       </w:r>
     </w:p>
     <w:p>
@@ -125,7 +125,7 @@
         <w:jc w:val="both"/>
       </w:pPr>
       <w:r>
-        <w:t xml:space="preserve">MSBning to'g'ri tashkil etilgan faoliyati shifoxona ichi infeksiyalarining oldini olishda, xususan qon orqali yuqadigan infeksiyalar (virusli gepatit B, C, OIV) va yiringli-septik asoratlarning tarqalishini kamaytirishda hal qiluvchi ahamiyatga ega. Sterilizatsiya rejimining buzilishi yoki sifat nazorati yo'qligi tibbiy aralashuv paytida infeksiya yuqishiga olib kelishi mumkin. Shu bois MSB faoliyati davlat sanitariya nazorati obyekti bo'lib, uning faoliyati muntazam tekshiriladi. MSB — zamonaviy DPMda infeksion xavfsizlikning asosiy bo'g'ini bo'lib, uning faoliyati bevosita bemorlar hayoti va salomatligi bilan bog'liqdir [1][2]. Shuning uchun MSB ishiga qo'yiladigan talablar qat'iy va majburiy xususiyatga ega.</w:t>
+        <w:t xml:space="preserve">Vaksinalar turi va samaradorligini bilish emlash dasturlarini ilmiy asoslash uchun zarur. Yuqori samaradorlikka ega vaksinalar bilan keng qamrovli emlash jamoaviy immunitetni shakllantirib, qo'zg'atuvchining aholi orasida uzatilishini uzadi. Bu esa emlanmagan shaxslarni ham bilvosita himoya qiladi. Vaksina turini to'g'ri tanlash (masalan, immuntanqis bemorlarga tirik vaksina o'rniga inaktivlangan vaksina berish) xavfsizlikni ta'minlaydi. Shunday qilib, vaksinatsiya boshqariladigan infeksiyalarga qarshi kurashning eng samarali va iqtisodiy jihatdan maqbul strategiyasi bo'lib qolmoqda [1].</w:t>
       </w:r>
     </w:p>
     <w:p>
@@ -143,7 +143,7 @@
         <w:jc w:val="both"/>
       </w:pPr>
       <w:r>
-        <w:t xml:space="preserve">Markaziy sterilizatsiya bo'limi tibbiy asboblarni markazlashgan tarzda qayta ishlash va sterilizatsiyalash orqali shifoxona ichi infeksiyalarining oldini oladi. Uning faoliyatiga qo'yiladigan asosiy talablar: "iflosdan tozaga" bir yo'nalishli oqim prinsipi va zonalarga bo'linish, qayta ishlov bosqichlariga qat'iy rioya qilish, sterilizatsiyaning fizik, kimyoviy va bakteriologik nazorati, sanitariya-gigiyenik rejim hamda to'liq hujjatlashtirishdir. Bu talablarga rioya qilish tibbiy aralashuvlar xavfsizligini va bemorlar hamda xodimlar infeksion himoyasini ta'minlaydi.</w:t>
+        <w:t xml:space="preserve">Vaksinalar ishlab chiqarish texnologiyasiga ko'ra tirik (attenuatlangan), o'ldirilgan (inaktivlangan), anatoksinli, bo'linma/konyugat hamda zamonaviy vektorli va mRNK turlariga bo'linadi. Har bir tur o'ziga xos immunogenlik, xavfsizlik va qo'llanish doirasiga ega: tirik vaksinalar kuchli immunitet beradi, lekin immuntanqis shaxslarga ko'rsatilmaydi; inaktivlangan va subyunit vaksinalar xavfsizroq, biroq ko'proq doza talab etadi. Vaksina samaradorligi uning kasallanishni kamaytirish qobiliyati bilan o'lchanadi va keng qamrov sharoitida jamoaviy immunitetni ta'minlaydi. Vaksina turini to'g'ri tanlash immunprofilaktikaning samarali va xavfsiz bo'lishining asosidir.</w:t>
       </w:r>
     </w:p>
     <w:p>
@@ -165,7 +165,7 @@
         <w:spacing w:after="40"/>
       </w:pPr>
       <w:r>
-        <w:t xml:space="preserve">SanQvaM № 0365-19. Tibbiy anjom-asboblar va buyumlarni sterilizatsiya qilish markazlarini loyihalashtirish, qurish va ekspluatatsiya qilish sanitariya qoidalari va me'yorlari. — Toshkent, 2019.</w:t>
+        <w:t xml:space="preserve">Muhamedov I., Eshboyev E., Zokirov N., Zokirov M. Mikrobiologiya, immunologiya. — Toshkent.</w:t>
       </w:r>
     </w:p>
     <w:p>
@@ -178,7 +178,7 @@
         <w:spacing w:after="40"/>
       </w:pPr>
       <w:r>
-        <w:t xml:space="preserve">World Health Organization. Decontamination and reprocessing of medical devices in health-care facilities, 2016. URL: https://www.who.int/publications/i/item/9789241549851</w:t>
+        <w:t xml:space="preserve">World Health Organization. How are vaccines developed; Vaccine types and safety. URL: https://www.who.int/news-room/feature-stories/detail/how-are-vaccines-developed</w:t>
       </w:r>
     </w:p>
     <w:p>
@@ -191,7 +191,7 @@
         <w:spacing w:after="40"/>
       </w:pPr>
       <w:r>
-        <w:t xml:space="preserve">Mirtazayev O.M., Zuyeva L.P., Matnazarova G.S. Epidemiologiya. — Toshkent, 2016.</w:t>
+        <w:t xml:space="preserve">Pollard A.J., Bijker E.M. A guide to vaccinology: from basic principles to new developments. Nat Rev Immunol, 2021. URL: https://www.nature.com/articles/s41577-020-00479-7</w:t>
       </w:r>
     </w:p>
     <w:sectPr>
@@ -397,6 +397,18 @@
       <w:lvlJc w:val="left"/>
       <w:pPr>
         <w:ind w:left="576" w:hanging="316"/>
+      </w:pPr>
+    </w:lvl>
+  </w:abstractNum>
+  <w:abstractNum w:abstractNumId="90">
+    <w:multiLevelType w:val="hybridMultilevel"/>
+    <w:lvl w:ilvl="0">
+      <w:start w:val="1"/>
+      <w:numFmt w:val="decimal"/>
+      <w:lvlText w:val="%1)"/>
+      <w:lvlJc w:val="left"/>
+      <w:pPr>
+        <w:ind w:left="851" w:hanging="425"/>
       </w:pPr>
     </w:lvl>
   </w:abstractNum>

--- a/javoblar/013.docx
+++ b/javoblar/013.docx
@@ -5,153 +5,311 @@
     <w:p>
       <w:pPr>
         <w:pStyle w:val="Heading1"/>
-        <w:spacing w:after="200"/>
-      </w:pPr>
-      <w:r>
+        <w:spacing w:after="240"/>
+        <w:jc w:val="center"/>
+      </w:pPr>
+      <w:r>
+        <w:rPr>
+          <w:rFonts w:ascii="Times New Roman" w:cs="Times New Roman" w:eastAsia="Times New Roman" w:hAnsi="Times New Roman"/>
+          <w:b/>
+          <w:bCs/>
+          <w:sz w:val="28"/>
+          <w:szCs w:val="28"/>
+        </w:rPr>
         <w:t xml:space="preserve">13. Vaksinalarning turlari, va samaradorligi</w:t>
       </w:r>
     </w:p>
     <w:p>
       <w:pPr>
-        <w:spacing w:after="120"/>
+        <w:spacing w:after="120" w:line="276"/>
+        <w:ind w:firstLine="567"/>
         <w:jc w:val="both"/>
       </w:pPr>
       <w:r>
+        <w:rPr>
+          <w:rFonts w:ascii="Times New Roman" w:cs="Times New Roman" w:eastAsia="Times New Roman" w:hAnsi="Times New Roman"/>
+          <w:sz w:val="28"/>
+          <w:szCs w:val="28"/>
+        </w:rPr>
         <w:t xml:space="preserve">Vaksina — organizmda aniq qo'zg'atuvchiga qarshi sun'iy aktiv immunitet hosil qilish uchun yuboriladigan immunobiologik preparatdir. Vaksinalar immunprofilaktikaning asosiy vositasi bo'lib, boshqariladigan yuqumli kasalliklar bilan kurashda hal qiluvchi rol o'ynaydi. Zamonaviy vaksinalar ishlab chiqarish texnologiyasiga ko'ra bir necha turga bo'linadi va har biri o'ziga xos immunogenlik, samaradorlik va xavfsizlik xususiyatlariga ega. Vaksina turini tanlash qo'zg'atuvchi biologiyasiga, maqsadli aholi guruhiga va epidemiologik vaziyatga bog'liq holda amalga oshiriladi [1][2]. Vaksinaning tarkibida asosiy faol komponent — antigen (butun qo'zg'atuvchi, uning qismi yoki genetik ko'rsatma) bilan birga adyuvant, konservant, stabilizator va erituvchi bo'lishi mumkin; bu yordamchi moddalar vaksinaning immunogenligini kuchaytirish, saqlanuvchanligini va xavfsizligini ta'minlashga xizmat qiladi.</w:t>
       </w:r>
     </w:p>
     <w:p>
       <w:pPr>
         <w:pStyle w:val="Heading2"/>
-        <w:spacing w:after="80" w:before="160"/>
-      </w:pPr>
-      <w:r>
+        <w:spacing w:after="100" w:before="200"/>
+      </w:pPr>
+      <w:r>
+        <w:rPr>
+          <w:rFonts w:ascii="Times New Roman" w:cs="Times New Roman" w:eastAsia="Times New Roman" w:hAnsi="Times New Roman"/>
+          <w:b/>
+          <w:bCs/>
+          <w:sz w:val="28"/>
+          <w:szCs w:val="28"/>
+        </w:rPr>
         <w:t xml:space="preserve">Tirik (attenuatlangan) vaksinalar</w:t>
       </w:r>
     </w:p>
     <w:p>
       <w:pPr>
-        <w:spacing w:after="120"/>
+        <w:spacing w:after="120" w:line="276"/>
+        <w:ind w:firstLine="567"/>
         <w:jc w:val="both"/>
       </w:pPr>
       <w:r>
+        <w:rPr>
+          <w:rFonts w:ascii="Times New Roman" w:cs="Times New Roman" w:eastAsia="Times New Roman" w:hAnsi="Times New Roman"/>
+          <w:sz w:val="28"/>
+          <w:szCs w:val="28"/>
+        </w:rPr>
         <w:t xml:space="preserve">Tirik vaksinalar zaiflashtirilgan (attenuatlangan), ya'ni kasallik qo'zg'atish qobiliyati pasaytirilgan, biroq tirik va ko'payishga qodir qo'zg'atuvchilardan tayyorlanadi. Ularga qizamiq-parotit-qizilchaga qarshi QPQ (MMR), poliomielitga qarshi og'iz vaksinasi (OPV), silga qarshi BSJ (BCG) va rotavirus vaksinasi kiradi. Bu vaksinalar tabiiy infeksiyaga o'xshash kuchli va uzoq muddatli (ko'pincha umrbod) immunitet beradi, ko'pincha bir yoki ikki doza yetarli bo'ladi. Kamchiligi — ular immuntanqis holatdagi shaxslarga va homilador ayollarga qarshi ko'rsatilgan, chunki zaiflashgan qo'zg'atuvchi bunday shaxslarda kasallik keltirib chiqarishi mumkin [2]. Shuningdek, tirik vaksinalar sovuqlik zanjiriga juda sezgir va juda kam hollarda attenuatlangan shtamm patogen shaklga qaytishi ehtimoli mavjud (masalan, OPV bilan bog'liq poliomielit). Shu sabab ko'plab mamlakatlar poliomielit profilaktikasida inaktivlangan vaksinaga (IPV) o'tmoqda. Bu kamchiliklarga qaramay, tirik vaksinalar yaratgan immunitetning kuchliligi va uzoqligi ularni qizamiq, parotit va qizilcha kabi kasalliklarda ajralmas vosita qilib qo'yadi.</w:t>
       </w:r>
     </w:p>
     <w:p>
       <w:pPr>
         <w:pStyle w:val="Heading2"/>
-        <w:spacing w:after="80" w:before="160"/>
-      </w:pPr>
-      <w:r>
+        <w:spacing w:after="100" w:before="200"/>
+      </w:pPr>
+      <w:r>
+        <w:rPr>
+          <w:rFonts w:ascii="Times New Roman" w:cs="Times New Roman" w:eastAsia="Times New Roman" w:hAnsi="Times New Roman"/>
+          <w:b/>
+          <w:bCs/>
+          <w:sz w:val="28"/>
+          <w:szCs w:val="28"/>
+        </w:rPr>
         <w:t xml:space="preserve">O'ldirilgan (inaktivlangan) vaksinalar</w:t>
       </w:r>
     </w:p>
     <w:p>
       <w:pPr>
-        <w:spacing w:after="120"/>
+        <w:spacing w:after="120" w:line="276"/>
+        <w:ind w:firstLine="567"/>
         <w:jc w:val="both"/>
       </w:pPr>
       <w:r>
+        <w:rPr>
+          <w:rFonts w:ascii="Times New Roman" w:cs="Times New Roman" w:eastAsia="Times New Roman" w:hAnsi="Times New Roman"/>
+          <w:sz w:val="28"/>
+          <w:szCs w:val="28"/>
+        </w:rPr>
         <w:t xml:space="preserve">Inaktivlangan vaksinalar fizik yoki kimyoviy usulda o'ldirilgan qo'zg'atuvchilardan tayyorlanadi; ular ko'payolmaydi, shuning uchun xavfsizroq va immuntanqis shaxslarda ham qo'llanilishi mumkin. Misollar: inaktivlangan poliomielit vaksinasi (IPV), grippga qarshi inaktivlangan vaksina, A gepatitiga qarshi vaksina. Ularning kamchiligi — immunitet nisbatan kuchsizroq va qisqaroq bo'lgani uchun odatda bir necha doza va qo'shimcha revaksinatsiya (booster) talab etiladi. Ko'pincha immun javobni kuchaytirish uchun adyuvant (alyuminiy tuzlari) qo'shiladi [2].</w:t>
       </w:r>
     </w:p>
     <w:p>
       <w:pPr>
         <w:pStyle w:val="Heading2"/>
-        <w:spacing w:after="80" w:before="160"/>
-      </w:pPr>
-      <w:r>
+        <w:spacing w:after="100" w:before="200"/>
+      </w:pPr>
+      <w:r>
+        <w:rPr>
+          <w:rFonts w:ascii="Times New Roman" w:cs="Times New Roman" w:eastAsia="Times New Roman" w:hAnsi="Times New Roman"/>
+          <w:b/>
+          <w:bCs/>
+          <w:sz w:val="28"/>
+          <w:szCs w:val="28"/>
+        </w:rPr>
         <w:t xml:space="preserve">Anatoksinli va bo'linma (subyunit) vaksinalar</w:t>
       </w:r>
     </w:p>
     <w:p>
       <w:pPr>
-        <w:spacing w:after="120"/>
+        <w:spacing w:after="120" w:line="276"/>
+        <w:ind w:firstLine="567"/>
         <w:jc w:val="both"/>
       </w:pPr>
       <w:r>
+        <w:rPr>
+          <w:rFonts w:ascii="Times New Roman" w:cs="Times New Roman" w:eastAsia="Times New Roman" w:hAnsi="Times New Roman"/>
+          <w:sz w:val="28"/>
+          <w:szCs w:val="28"/>
+        </w:rPr>
         <w:t xml:space="preserve">Anatoksin (toksoid) vaksinalar qo'zg'atuvchi emas, balki uning zararsizlantirilgan toksinidan tayyorlanadi; ular toksin ishlab chiqaruvchi kasalliklarga qarshi qo'llaniladi. Difteriya va qoqshol anatoksinlari butun dunyoda muvaffaqiyatli ishlatiladi [2]. Bo'linma (subyunit) va konyugatlangan vaksinalar esa qo'zg'atuvchining faqat ayrim qismlaridan (oqsil yoki polisaxarid antigenlardan) iborat bo'ladi; ular juda xavfsiz va atoksik hisoblanadi. Misollar: gepatit B-ga qarshi rekombinant vaksina, gemofil (XIB) va pnevmokokk konyugat vaksinalari. Bu turlar immuntanqis shaxslarda ham xavfsiz qo'llaniladi [2].</w:t>
       </w:r>
     </w:p>
     <w:p>
       <w:pPr>
         <w:pStyle w:val="Heading2"/>
-        <w:spacing w:after="80" w:before="160"/>
-      </w:pPr>
-      <w:r>
+        <w:spacing w:after="100" w:before="200"/>
+      </w:pPr>
+      <w:r>
+        <w:rPr>
+          <w:rFonts w:ascii="Times New Roman" w:cs="Times New Roman" w:eastAsia="Times New Roman" w:hAnsi="Times New Roman"/>
+          <w:b/>
+          <w:bCs/>
+          <w:sz w:val="28"/>
+          <w:szCs w:val="28"/>
+        </w:rPr>
         <w:t xml:space="preserve">Zamonaviy platformalar: vektorli va mRNK vaksinalar</w:t>
       </w:r>
     </w:p>
     <w:p>
       <w:pPr>
-        <w:spacing w:after="120"/>
+        <w:spacing w:after="120" w:line="276"/>
+        <w:ind w:firstLine="567"/>
         <w:jc w:val="both"/>
       </w:pPr>
       <w:r>
+        <w:rPr>
+          <w:rFonts w:ascii="Times New Roman" w:cs="Times New Roman" w:eastAsia="Times New Roman" w:hAnsi="Times New Roman"/>
+          <w:sz w:val="28"/>
+          <w:szCs w:val="28"/>
+        </w:rPr>
         <w:t xml:space="preserve">So'nggi yillarda genetik texnologiyalarga asoslangan yangi vaksina platformalari rivojlandi. Viruslu vektorli vaksinalarda zararsiz virus (vektor) qo'zg'atuvchi antigenini kodlovchi genni organizmga yetkazadi. mRNK (xabarchi RNK) vaksinalari esa organizm hujayralariga antigen oqsilini mustaqil ishlab chiqarish uchun genetik ko'rsatma yetkazadi; JSST ta'kidlaganidek, mRNK vaksinalari COVID-19 ga qarshi millionlab odamlarni og'ir kasallik va o'limdan himoya qildi va barcha vaksinalar kabi xavfsizlik, samaradorlik va sifat standartlariga javob beradi [3]. Bu platformalar tez ishlab chiqarilishi va yangi qo'zg'atuvchiga moslanuvchanligi bilan ajralib turadi, bu esa pandemiyalarga javob berishda katta ustunlik beradi. Zamonaviy vaksina ishlab chiqish jarayoni bir necha bosqichdan — doklinik tadqiqotlar, uch fazali klinik sinovlar va ro'yxatga olishdan — iborat bo'lib, har bir bosqichda xavfsizlik va samaradorlik qat'iy tekshiriladi. Ro'yxatga olingach ham vaksina post-registratsion kuzatuv ostida bo'ladi. Shu tariqa vaksina qanday platformada yaratilganidan qat'i nazar, u yagona xalqaro sifat talablariga javob berishi shart [3].</w:t>
       </w:r>
     </w:p>
     <w:p>
       <w:pPr>
         <w:pStyle w:val="Heading2"/>
-        <w:spacing w:after="80" w:before="160"/>
-      </w:pPr>
-      <w:r>
+        <w:spacing w:after="100" w:before="200"/>
+      </w:pPr>
+      <w:r>
+        <w:rPr>
+          <w:rFonts w:ascii="Times New Roman" w:cs="Times New Roman" w:eastAsia="Times New Roman" w:hAnsi="Times New Roman"/>
+          <w:b/>
+          <w:bCs/>
+          <w:sz w:val="28"/>
+          <w:szCs w:val="28"/>
+        </w:rPr>
         <w:t xml:space="preserve">Vaksinalar samaradorligi</w:t>
       </w:r>
     </w:p>
     <w:p>
       <w:pPr>
-        <w:spacing w:after="120"/>
+        <w:spacing w:after="120" w:line="276"/>
+        <w:ind w:firstLine="567"/>
         <w:jc w:val="both"/>
       </w:pPr>
       <w:r>
+        <w:rPr>
+          <w:rFonts w:ascii="Times New Roman" w:cs="Times New Roman" w:eastAsia="Times New Roman" w:hAnsi="Times New Roman"/>
+          <w:sz w:val="28"/>
+          <w:szCs w:val="28"/>
+        </w:rPr>
         <w:t xml:space="preserve">Vaksina samaradorligi uning emlangan shaxslarda kasallanishni qanchalik kamaytirishi bilan o'lchanadi va foizlarda ifodalanadi. Samaradorlik vaksina turiga, dozalar soniga, emlangan shaxs yoshi va immun holatiga hamda qo'zg'atuvchi o'zgaruvchanligiga bog'liq. Masalan, ikki doza qizamiq (MMR) vaksinasi qizamiqqa qarshi taxminan 97% samaradorlikka ega [3]. Grippga qarshi vaksina samaradorligi esa virus shtammlarining har yili o'zgarishi tufayli pastroq va o'zgaruvchan bo'ladi. Shu bois gripp vaksinasi har yili yangilanadi va qayta qilinadi. Samaradorlik klinik sinovlar (efficacy) va real amaliyotdagi post-registratsion kuzatuvlar (effectiveness) orqali baholanadi; bu ikki tushuncha farqlanadi, chunki real sharoitda natija klinik sinovdagidan farq qilishi mumkin [2]. Vaksinaning immunologik samarasi immunitet napryajyonnosti (antitelo titrini aniqlash) orqali ham baholanadi. Muhim jihat — hatto 100% dan past samaradorlikka ega vaksina ham, keng qamrov sharoitida, kasallikni populyatsiya darajasida keskin kamaytiradi va og'ir shakllari hamda o'limning oldini oladi. Shu bois emlash qamrovini yuqori ushlab turish samaradorlikdan kam ahamiyatga ega emas.</w:t>
       </w:r>
     </w:p>
     <w:p>
       <w:pPr>
         <w:pStyle w:val="Heading2"/>
-        <w:spacing w:after="80" w:before="160"/>
-      </w:pPr>
-      <w:r>
+        <w:spacing w:after="100" w:before="200"/>
+      </w:pPr>
+      <w:r>
+        <w:rPr>
+          <w:rFonts w:ascii="Times New Roman" w:cs="Times New Roman" w:eastAsia="Times New Roman" w:hAnsi="Times New Roman"/>
+          <w:b/>
+          <w:bCs/>
+          <w:sz w:val="28"/>
+          <w:szCs w:val="28"/>
+        </w:rPr>
         <w:t xml:space="preserve">Epidemiologik ahamiyati</w:t>
       </w:r>
     </w:p>
     <w:p>
       <w:pPr>
-        <w:spacing w:after="120"/>
+        <w:spacing w:after="120" w:line="276"/>
+        <w:ind w:firstLine="567"/>
         <w:jc w:val="both"/>
       </w:pPr>
       <w:r>
+        <w:rPr>
+          <w:rFonts w:ascii="Times New Roman" w:cs="Times New Roman" w:eastAsia="Times New Roman" w:hAnsi="Times New Roman"/>
+          <w:sz w:val="28"/>
+          <w:szCs w:val="28"/>
+        </w:rPr>
         <w:t xml:space="preserve">Vaksinalar turi va samaradorligini bilish emlash dasturlarini ilmiy asoslash uchun zarur. Yuqori samaradorlikka ega vaksinalar bilan keng qamrovli emlash jamoaviy immunitetni shakllantirib, qo'zg'atuvchining aholi orasida uzatilishini uzadi. Bu esa emlanmagan shaxslarni ham bilvosita himoya qiladi. Vaksina turini to'g'ri tanlash (masalan, immuntanqis bemorlarga tirik vaksina o'rniga inaktivlangan vaksina berish) xavfsizlikni ta'minlaydi. Shunday qilib, vaksinatsiya boshqariladigan infeksiyalarga qarshi kurashning eng samarali va iqtisodiy jihatdan maqbul strategiyasi bo'lib qolmoqda [1].</w:t>
       </w:r>
     </w:p>
     <w:p>
       <w:pPr>
         <w:pStyle w:val="Heading2"/>
-        <w:spacing w:after="80" w:before="160"/>
-      </w:pPr>
-      <w:r>
+        <w:spacing w:after="100" w:before="200"/>
+      </w:pPr>
+      <w:r>
+        <w:rPr>
+          <w:rFonts w:ascii="Times New Roman" w:cs="Times New Roman" w:eastAsia="Times New Roman" w:hAnsi="Times New Roman"/>
+          <w:b/>
+          <w:bCs/>
+          <w:sz w:val="28"/>
+          <w:szCs w:val="28"/>
+        </w:rPr>
+        <w:t xml:space="preserve">Vaksinalarning saqlanishi va qo'llanishi bo'yicha farqlar</w:t>
+      </w:r>
+    </w:p>
+    <w:p>
+      <w:pPr>
+        <w:spacing w:after="120" w:line="276"/>
+        <w:ind w:firstLine="567"/>
+        <w:jc w:val="both"/>
+      </w:pPr>
+      <w:r>
+        <w:rPr>
+          <w:rFonts w:ascii="Times New Roman" w:cs="Times New Roman" w:eastAsia="Times New Roman" w:hAnsi="Times New Roman"/>
+          <w:sz w:val="28"/>
+          <w:szCs w:val="28"/>
+        </w:rPr>
+        <w:t xml:space="preserve">Milliy sanitariya qoidalarida vaksinalar tirik va o'ldirilgan (anatoksin, rekombinant) turlarga bo'linib, ularning saqlash sharti turlicha ko'rsatilgan. Tirik vaksinalarga OPV (og'izga 2 tomchi), QPQ (0,5 ml teri ostiga), BSJ (0,05 mg yoki 0,1 ml teri ichiga) va rotavirus vaksinasi (og'izga 1,5 ml) kiradi; faqat OPVni muzlatish mumkin, QPQ, BSJ va rotavirus vaksinalari +2 °C dan +8 °C gacha saqlanadi va muzlatilmaydi [4]. Barcha o'ldirilgan vaksinalar, anatoksinlar (AKDS, ADS, ADS-M) va rekombinant vaksinalarni (VGB, pentavalent) muzlatish taqiqlanadi [4].Tirik vaksinalar yorug'likka sezgir, qorong'i joyda saqlanadi [4]. Kalendardagi OPV, IPV, QPQ, BSJ, VGB, pentavalent, rotavirus, pnevmokokk, ADS-M va VPCH vaksinalari yuqoridagi turlarga mansub [6].</w:t>
+      </w:r>
+    </w:p>
+    <w:p>
+      <w:pPr>
+        <w:spacing w:after="120" w:line="276"/>
+        <w:ind w:firstLine="567"/>
+        <w:jc w:val="both"/>
+      </w:pPr>
+      <w:r>
+        <w:rPr>
+          <w:rFonts w:ascii="Times New Roman" w:cs="Times New Roman" w:eastAsia="Times New Roman" w:hAnsi="Times New Roman"/>
+          <w:sz w:val="28"/>
+          <w:szCs w:val="28"/>
+        </w:rPr>
+        <w:t xml:space="preserve">Tirik vaksinalarga qarshi ko'rsatmalar jumlasiga immun yetishmovchiligi, immunosupressiya, OIV infeksiyasi, xavfli o'smalar va homiladorlik kiradi; BSJ uchun yana vazni 1800 g dan kam chala tug'ilganlik ko'rsatilgan [4]. JSST ma'lumotlariga ko'ra, vaksinalar faqat o'ldirilgan yoki zaiflashtirilgan mikroblarni saqlagani uchun kasallik chaqirmaydi, bolalik vaksinalari esa har yili 4 milliondan ortiq hayotni saqlab qoladi [5].</w:t>
+      </w:r>
+    </w:p>
+    <w:p>
+      <w:pPr>
+        <w:pStyle w:val="Heading2"/>
+        <w:spacing w:after="100" w:before="200"/>
+      </w:pPr>
+      <w:r>
+        <w:rPr>
+          <w:rFonts w:ascii="Times New Roman" w:cs="Times New Roman" w:eastAsia="Times New Roman" w:hAnsi="Times New Roman"/>
+          <w:b/>
+          <w:bCs/>
+          <w:sz w:val="28"/>
+          <w:szCs w:val="28"/>
+        </w:rPr>
         <w:t xml:space="preserve">Xulosa</w:t>
       </w:r>
     </w:p>
     <w:p>
       <w:pPr>
-        <w:spacing w:after="120"/>
+        <w:spacing w:after="120" w:line="276"/>
+        <w:ind w:firstLine="567"/>
         <w:jc w:val="both"/>
       </w:pPr>
       <w:r>
-        <w:t xml:space="preserve">Vaksinalar ishlab chiqarish texnologiyasiga ko'ra tirik (attenuatlangan), o'ldirilgan (inaktivlangan), anatoksinli, bo'linma/konyugat hamda zamonaviy vektorli va mRNK turlariga bo'linadi. Har bir tur o'ziga xos immunogenlik, xavfsizlik va qo'llanish doirasiga ega: tirik vaksinalar kuchli immunitet beradi, lekin immuntanqis shaxslarga ko'rsatilmaydi; inaktivlangan va subyunit vaksinalar xavfsizroq, biroq ko'proq doza talab etadi. Vaksina samaradorligi uning kasallanishni kamaytirish qobiliyati bilan o'lchanadi va keng qamrov sharoitida jamoaviy immunitetni ta'minlaydi. Vaksina turini to'g'ri tanlash immunprofilaktikaning samarali va xavfsiz bo'lishining asosidir.</w:t>
+        <w:rPr>
+          <w:rFonts w:ascii="Times New Roman" w:cs="Times New Roman" w:eastAsia="Times New Roman" w:hAnsi="Times New Roman"/>
+          <w:sz w:val="28"/>
+          <w:szCs w:val="28"/>
+        </w:rPr>
+        <w:t xml:space="preserve">Vaksinalar ishlab chiqarish texnologiyasiga ko'ra tirik (attenuatlangan), o'ldirilgan (inaktivlangan), anatoksinli, bo'linma/konyugat hamda zamonaviy vektorli va mRNK turlariga bo'linadi. Har bir tur o'ziga xos immunogenlik, xavfsizlik va qo'llanish doirasiga ega: tirik vaksinalar kuchli immunitet beradi, lekin immuntanqis shaxslarga ko'rsatilmaydi; inaktivlangan va subyunit vaksinalar xavfsizroq, biroq ko'proq doza talab etadi.</w:t>
       </w:r>
     </w:p>
     <w:p>
       <w:pPr>
         <w:pStyle w:val="Heading2"/>
-        <w:spacing w:after="80" w:before="220"/>
-      </w:pPr>
-      <w:r>
+        <w:spacing w:after="100" w:before="280"/>
+      </w:pPr>
+      <w:r>
+        <w:rPr>
+          <w:rFonts w:ascii="Times New Roman" w:cs="Times New Roman" w:eastAsia="Times New Roman" w:hAnsi="Times New Roman"/>
+          <w:b/>
+          <w:bCs/>
+          <w:sz w:val="28"/>
+          <w:szCs w:val="28"/>
+        </w:rPr>
         <w:t xml:space="preserve">Foydalanilgan adabiyotlar</w:t>
       </w:r>
     </w:p>
@@ -162,10 +320,15 @@
           <w:ilvl w:val="0"/>
           <w:numId w:val="2"/>
         </w:numPr>
-        <w:spacing w:after="40"/>
-      </w:pPr>
-      <w:r>
-        <w:t xml:space="preserve">Muhamedov I., Eshboyev E., Zokirov N., Zokirov M. Mikrobiologiya, immunologiya. — Toshkent.</w:t>
+        <w:spacing w:after="80" w:line="260"/>
+      </w:pPr>
+      <w:r>
+        <w:rPr>
+          <w:rFonts w:ascii="Times New Roman" w:cs="Times New Roman" w:eastAsia="Times New Roman" w:hAnsi="Times New Roman"/>
+          <w:sz w:val="28"/>
+          <w:szCs w:val="28"/>
+        </w:rPr>
+        <w:t xml:space="preserve">Muhamedov I., Eshboyev E., Zokirov N., Zokirov M. Mikrobiologiya, immunologiya, virusologiya. Toshkent: Yangi asr avlodi, 2006. ISBN 5-633-01946-6. Manba: xayrullokomilov.uz/kutubxona, material № 1481 (skanerlangan matn, OCR xatolari mavjud).</w:t>
       </w:r>
     </w:p>
     <w:p>
@@ -175,9 +338,14 @@
           <w:ilvl w:val="0"/>
           <w:numId w:val="2"/>
         </w:numPr>
-        <w:spacing w:after="40"/>
-      </w:pPr>
-      <w:r>
+        <w:spacing w:after="80" w:line="260"/>
+      </w:pPr>
+      <w:r>
+        <w:rPr>
+          <w:rFonts w:ascii="Times New Roman" w:cs="Times New Roman" w:eastAsia="Times New Roman" w:hAnsi="Times New Roman"/>
+          <w:sz w:val="28"/>
+          <w:szCs w:val="28"/>
+        </w:rPr>
         <w:t xml:space="preserve">World Health Organization. How are vaccines developed; Vaccine types and safety. URL: https://www.who.int/news-room/feature-stories/detail/how-are-vaccines-developed</w:t>
       </w:r>
     </w:p>
@@ -188,15 +356,74 @@
           <w:ilvl w:val="0"/>
           <w:numId w:val="2"/>
         </w:numPr>
-        <w:spacing w:after="40"/>
-      </w:pPr>
-      <w:r>
+        <w:spacing w:after="80" w:line="260"/>
+      </w:pPr>
+      <w:r>
+        <w:rPr>
+          <w:rFonts w:ascii="Times New Roman" w:cs="Times New Roman" w:eastAsia="Times New Roman" w:hAnsi="Times New Roman"/>
+          <w:sz w:val="28"/>
+          <w:szCs w:val="28"/>
+        </w:rPr>
         <w:t xml:space="preserve">Pollard A.J., Bijker E.M. A guide to vaccinology: from basic principles to new developments. Nat Rev Immunol, 2021. URL: https://www.nature.com/articles/s41577-020-00479-7</w:t>
+      </w:r>
+    </w:p>
+    <w:p>
+      <w:pPr>
+        <w:pStyle w:val="ListParagraph"/>
+        <w:numPr>
+          <w:ilvl w:val="0"/>
+          <w:numId w:val="2"/>
+        </w:numPr>
+        <w:spacing w:after="80" w:line="260"/>
+      </w:pPr>
+      <w:r>
+        <w:rPr>
+          <w:rFonts w:ascii="Times New Roman" w:cs="Times New Roman" w:eastAsia="Times New Roman" w:hAnsi="Times New Roman"/>
+          <w:sz w:val="28"/>
+          <w:szCs w:val="28"/>
+        </w:rPr>
+        <w:t xml:space="preserve">SanQvaM № 0239-07/3 "O'zbekiston Respublikasida yuqumli kasalliklar immunoprofilaktikasi" (Bosh davlat sanitariya vrachi tomonidan tasdiqlangan; lex.uz sahifasida 25.07.2017 sanasi ko'rsatilgan). URL: https://lex.uz/docs/5524039. Manba: xayrullokomilov.uz/kutubxona, material № 814 (matn kirill yozuvida; hujjat 1992-yildagi, kuchini yo'qotgan qonunga havola qiladi).</w:t>
+      </w:r>
+    </w:p>
+    <w:p>
+      <w:pPr>
+        <w:pStyle w:val="ListParagraph"/>
+        <w:numPr>
+          <w:ilvl w:val="0"/>
+          <w:numId w:val="2"/>
+        </w:numPr>
+        <w:spacing w:after="80" w:line="260"/>
+      </w:pPr>
+      <w:r>
+        <w:rPr>
+          <w:rFonts w:ascii="Times New Roman" w:cs="Times New Roman" w:eastAsia="Times New Roman" w:hAnsi="Times New Roman"/>
+          <w:sz w:val="28"/>
+          <w:szCs w:val="28"/>
+        </w:rPr>
+        <w:t xml:space="preserve">World Health Organization. Vaccines and immunization: What is vaccination? URL: https://www.who.int/news-room/questions-and-answers/item/vaccines-and-immunization-what-is-vaccination (kirilgan sana: 30.10.2026).</w:t>
+      </w:r>
+    </w:p>
+    <w:p>
+      <w:pPr>
+        <w:pStyle w:val="ListParagraph"/>
+        <w:numPr>
+          <w:ilvl w:val="0"/>
+          <w:numId w:val="2"/>
+        </w:numPr>
+        <w:spacing w:after="80" w:line="260"/>
+      </w:pPr>
+      <w:r>
+        <w:rPr>
+          <w:rFonts w:ascii="Times New Roman" w:cs="Times New Roman" w:eastAsia="Times New Roman" w:hAnsi="Times New Roman"/>
+          <w:sz w:val="28"/>
+          <w:szCs w:val="28"/>
+        </w:rPr>
+        <w:t xml:space="preserve">O'zbekiston Respublikasida profilaktik emlashlar o'tkazish kalendar rejasi (jadval). Manba: xayrullokomilov.uz/kutubxona, material № 1420 (tasdiqlovchi organ, sana va raqam nusxada ko'rsatilmagan — tasdiqlanmagan).</w:t>
       </w:r>
     </w:p>
     <w:sectPr>
       <w:pgSz w:w="11906" w:h="16838" w:orient="portrait"/>
-      <w:pgMar w:top="1134" w:right="850" w:bottom="1134" w:left="1418" w:header="708" w:footer="708" w:gutter="0"/>
+      <w:pgMar w:top="1134" w:right="850" w:bottom="1134" w:left="1701" w:header="708" w:footer="708" w:gutter="0"/>
       <w:pgNumType/>
       <w:docGrid w:linePitch="360"/>
     </w:sectPr>
@@ -368,48 +595,17 @@
     <w:multiLevelType w:val="hybridMultilevel"/>
     <w:lvl w:ilvl="0" w:tentative="1">
       <w:start w:val="1"/>
-      <w:numFmt w:val="bullet"/>
-      <w:lvlText w:val="•"/>
+      <w:numFmt w:val="decimal"/>
+      <w:lvlText w:val="[%1]"/>
       <w:lvlJc w:val="left"/>
       <w:pPr>
-        <w:ind w:left="576" w:hanging="316"/>
-      </w:pPr>
-    </w:lvl>
-  </w:abstractNum>
-  <w:abstractNum w:abstractNumId="3" w15:restartNumberingAfterBreak="0">
-    <w:multiLevelType w:val="hybridMultilevel"/>
-    <w:lvl w:ilvl="0" w:tentative="1">
-      <w:start w:val="1"/>
-      <w:numFmt w:val="decimal"/>
-      <w:lvlText w:val="%1."/>
-      <w:lvlJc w:val="left"/>
-      <w:pPr>
-        <w:ind w:left="576" w:hanging="316"/>
-      </w:pPr>
-    </w:lvl>
-  </w:abstractNum>
-  <w:abstractNum w:abstractNumId="4" w15:restartNumberingAfterBreak="0">
-    <w:multiLevelType w:val="hybridMultilevel"/>
-    <w:lvl w:ilvl="0" w:tentative="1">
-      <w:start w:val="1"/>
-      <w:numFmt w:val="decimal"/>
-      <w:lvlText w:val="%1."/>
-      <w:lvlJc w:val="left"/>
-      <w:pPr>
-        <w:ind w:left="576" w:hanging="316"/>
-      </w:pPr>
-    </w:lvl>
-  </w:abstractNum>
-  <w:abstractNum w:abstractNumId="90">
-    <w:multiLevelType w:val="hybridMultilevel"/>
-    <w:lvl w:ilvl="0">
-      <w:start w:val="1"/>
-      <w:numFmt w:val="decimal"/>
-      <w:lvlText w:val="%1)"/>
-      <w:lvlJc w:val="left"/>
-      <w:pPr>
-        <w:ind w:left="851" w:hanging="425"/>
-      </w:pPr>
+        <w:ind w:left="720" w:hanging="720"/>
+      </w:pPr>
+      <w:rPr>
+        <w:rFonts w:ascii="Times New Roman" w:cs="Times New Roman" w:eastAsia="Times New Roman" w:hAnsi="Times New Roman"/>
+        <w:sz w:val="28"/>
+        <w:szCs w:val="28"/>
+      </w:rPr>
     </w:lvl>
   </w:abstractNum>
   <w:num w:numId="1">
@@ -419,7 +615,7 @@
     </w:lvlOverride>
   </w:num>
   <w:num w:numId="2">
-    <w:abstractNumId w:val="4"/>
+    <w:abstractNumId w:val="2"/>
     <w:lvlOverride w:ilvl="0">
       <w:startOverride w:val="1"/>
     </w:lvlOverride>
@@ -433,8 +629,8 @@
     <w:rPrDefault>
       <w:rPr>
         <w:rFonts w:ascii="Times New Roman" w:cs="Times New Roman" w:eastAsia="Times New Roman" w:hAnsi="Times New Roman"/>
-        <w:sz w:val="24"/>
-        <w:szCs w:val="24"/>
+        <w:sz w:val="28"/>
+        <w:szCs w:val="28"/>
       </w:rPr>
     </w:rPrDefault>
     <w:pPrDefault/>
@@ -569,7 +765,7 @@
     <w:unhideWhenUsed/>
     <w:pPr>
       <w:spacing w:after="100"/>
-      <w:ind w:left="240"/>
+      <w:ind w:left="280"/>
     </w:pPr>
   </w:style>
   <w:style w:type="paragraph" w:styleId="TOC3">
@@ -581,7 +777,7 @@
     <w:unhideWhenUsed/>
     <w:pPr>
       <w:spacing w:after="100"/>
-      <w:ind w:left="480"/>
+      <w:ind w:left="560"/>
     </w:pPr>
   </w:style>
   <w:style w:type="paragraph" w:styleId="TOC4">
@@ -593,7 +789,7 @@
     <w:unhideWhenUsed/>
     <w:pPr>
       <w:spacing w:after="100"/>
-      <w:ind w:left="720"/>
+      <w:ind w:left="840"/>
     </w:pPr>
   </w:style>
   <w:style w:type="paragraph" w:styleId="TOC5">
@@ -605,7 +801,7 @@
     <w:unhideWhenUsed/>
     <w:pPr>
       <w:spacing w:after="100"/>
-      <w:ind w:left="960"/>
+      <w:ind w:left="1120"/>
     </w:pPr>
   </w:style>
   <w:style w:type="paragraph" w:styleId="TOC6">
@@ -617,7 +813,7 @@
     <w:unhideWhenUsed/>
     <w:pPr>
       <w:spacing w:after="100"/>
-      <w:ind w:left="1200"/>
+      <w:ind w:left="1400"/>
     </w:pPr>
   </w:style>
   <w:style w:type="paragraph" w:styleId="TOC7">
@@ -629,7 +825,7 @@
     <w:unhideWhenUsed/>
     <w:pPr>
       <w:spacing w:after="100"/>
-      <w:ind w:left="1440"/>
+      <w:ind w:left="1680"/>
     </w:pPr>
   </w:style>
   <w:style w:type="paragraph" w:styleId="TOC8">
@@ -641,7 +837,7 @@
     <w:unhideWhenUsed/>
     <w:pPr>
       <w:spacing w:after="100"/>
-      <w:ind w:left="1680"/>
+      <w:ind w:left="1960"/>
     </w:pPr>
   </w:style>
   <w:style w:type="paragraph" w:styleId="TOC9">
@@ -653,7 +849,7 @@
     <w:unhideWhenUsed/>
     <w:pPr>
       <w:spacing w:after="100"/>
-      <w:ind w:left="1920"/>
+      <w:ind w:left="2240"/>
     </w:pPr>
   </w:style>
   <w:style w:type="character" w:styleId="Hyperlink">
@@ -753,15 +949,16 @@
     <w:next w:val="Normal"/>
     <w:qFormat/>
     <w:pPr>
-      <w:spacing w:after="200"/>
-      <w:jc w:val="center"/>
+      <w:spacing w:after="240" w:before="0"/>
+      <w:outlineLvl w:val="0"/>
     </w:pPr>
     <w:rPr>
       <w:rFonts w:ascii="Times New Roman" w:cs="Times New Roman" w:eastAsia="Times New Roman" w:hAnsi="Times New Roman"/>
       <w:b/>
       <w:bCs/>
-      <w:sz w:val="28"/>
-      <w:szCs w:val="28"/>
+      <w:color w:val="000000"/>
+      <w:sz w:val="30"/>
+      <w:szCs w:val="30"/>
     </w:rPr>
   </w:style>
   <w:style w:type="paragraph" w:styleId="Heading2">
@@ -769,12 +966,17 @@
     <w:basedOn w:val="Normal"/>
     <w:next w:val="Normal"/>
     <w:qFormat/>
+    <w:pPr>
+      <w:spacing w:after="100" w:before="200"/>
+      <w:outlineLvl w:val="1"/>
+    </w:pPr>
     <w:rPr>
       <w:rFonts w:ascii="Times New Roman" w:cs="Times New Roman" w:eastAsia="Times New Roman" w:hAnsi="Times New Roman"/>
       <w:b/>
       <w:bCs/>
-      <w:sz w:val="26"/>
-      <w:szCs w:val="26"/>
+      <w:color w:val="000000"/>
+      <w:sz w:val="28"/>
+      <w:szCs w:val="28"/>
     </w:rPr>
   </w:style>
 </w:styles>
